--- a/public/templates/nda-template.docx
+++ b/public/templates/nda-template.docx
@@ -781,17 +781,6 @@
     </w:p>
     <w:p>
       <w:pPr>
-        <w:rPr/>
-      </w:pPr>
-      <w:r>
-        <w:rPr>
-          <w:rtl w:val="0"/>
-        </w:rPr>
-        <w:t xml:space="preserve">&lt;br&gt;</w:t>
-      </w:r>
-    </w:p>
-    <w:p>
-      <w:pPr>
         <w:spacing w:after="240" w:before="240" w:lineRule="auto"/>
         <w:rPr>
           <w:b w:val="1"/>
@@ -857,17 +846,6 @@
     </w:p>
     <w:p>
       <w:pPr>
-        <w:rPr/>
-      </w:pPr>
-      <w:r>
-        <w:rPr>
-          <w:rtl w:val="0"/>
-        </w:rPr>
-        <w:t xml:space="preserve">&lt;br&gt;</w:t>
-      </w:r>
-    </w:p>
-    <w:p>
-      <w:pPr>
         <w:spacing w:after="240" w:before="240" w:lineRule="auto"/>
         <w:rPr>
           <w:b w:val="1"/>
@@ -939,8 +917,352 @@
         <w:rPr>
           <w:rtl w:val="0"/>
         </w:rPr>
-        <w:t xml:space="preserve">&lt;br&gt;</w:t>
-      </w:r>
+      </w:r>
+    </w:p>
+    <w:p>
+      <w:pPr>
+        <w:rPr/>
+      </w:pPr>
+      <w:r>
+        <w:rPr>
+          <w:rtl w:val="0"/>
+        </w:rPr>
+      </w:r>
+    </w:p>
+    <w:p>
+      <w:pPr>
+        <w:rPr/>
+      </w:pPr>
+      <w:r>
+        <w:rPr>
+          <w:rtl w:val="0"/>
+        </w:rPr>
+      </w:r>
+    </w:p>
+    <w:p>
+      <w:pPr>
+        <w:rPr/>
+      </w:pPr>
+      <w:r>
+        <w:rPr>
+          <w:rtl w:val="0"/>
+        </w:rPr>
+      </w:r>
+    </w:p>
+    <w:p>
+      <w:pPr>
+        <w:rPr/>
+      </w:pPr>
+      <w:r>
+        <w:rPr>
+          <w:rtl w:val="0"/>
+        </w:rPr>
+      </w:r>
+    </w:p>
+    <w:p>
+      <w:pPr>
+        <w:rPr/>
+      </w:pPr>
+      <w:r>
+        <w:rPr>
+          <w:rtl w:val="0"/>
+        </w:rPr>
+      </w:r>
+    </w:p>
+    <w:p>
+      <w:pPr>
+        <w:rPr/>
+      </w:pPr>
+      <w:r>
+        <w:rPr>
+          <w:rtl w:val="0"/>
+        </w:rPr>
+      </w:r>
+    </w:p>
+    <w:p>
+      <w:pPr>
+        <w:rPr/>
+      </w:pPr>
+      <w:r>
+        <w:rPr>
+          <w:rtl w:val="0"/>
+        </w:rPr>
+      </w:r>
+    </w:p>
+    <w:p>
+      <w:pPr>
+        <w:rPr/>
+      </w:pPr>
+      <w:r>
+        <w:rPr>
+          <w:rtl w:val="0"/>
+        </w:rPr>
+      </w:r>
+    </w:p>
+    <w:p>
+      <w:pPr>
+        <w:rPr/>
+      </w:pPr>
+      <w:r>
+        <w:rPr>
+          <w:rtl w:val="0"/>
+        </w:rPr>
+      </w:r>
+    </w:p>
+    <w:p>
+      <w:pPr>
+        <w:rPr/>
+      </w:pPr>
+      <w:r>
+        <w:rPr>
+          <w:rtl w:val="0"/>
+        </w:rPr>
+      </w:r>
+    </w:p>
+    <w:p>
+      <w:pPr>
+        <w:rPr/>
+      </w:pPr>
+      <w:r>
+        <w:rPr>
+          <w:rtl w:val="0"/>
+        </w:rPr>
+      </w:r>
+    </w:p>
+    <w:p>
+      <w:pPr>
+        <w:rPr/>
+      </w:pPr>
+      <w:r>
+        <w:rPr>
+          <w:rtl w:val="0"/>
+        </w:rPr>
+      </w:r>
+    </w:p>
+    <w:p>
+      <w:pPr>
+        <w:rPr/>
+      </w:pPr>
+      <w:r>
+        <w:rPr>
+          <w:rtl w:val="0"/>
+        </w:rPr>
+      </w:r>
+    </w:p>
+    <w:p>
+      <w:pPr>
+        <w:rPr/>
+      </w:pPr>
+      <w:r>
+        <w:rPr>
+          <w:rtl w:val="0"/>
+        </w:rPr>
+      </w:r>
+    </w:p>
+    <w:p>
+      <w:pPr>
+        <w:rPr/>
+      </w:pPr>
+      <w:r>
+        <w:rPr>
+          <w:rtl w:val="0"/>
+        </w:rPr>
+      </w:r>
+    </w:p>
+    <w:p>
+      <w:pPr>
+        <w:rPr/>
+      </w:pPr>
+      <w:r>
+        <w:rPr>
+          <w:rtl w:val="0"/>
+        </w:rPr>
+      </w:r>
+    </w:p>
+    <w:p>
+      <w:pPr>
+        <w:rPr/>
+      </w:pPr>
+      <w:r>
+        <w:rPr>
+          <w:rtl w:val="0"/>
+        </w:rPr>
+      </w:r>
+    </w:p>
+    <w:p>
+      <w:pPr>
+        <w:rPr/>
+      </w:pPr>
+      <w:r>
+        <w:rPr>
+          <w:rtl w:val="0"/>
+        </w:rPr>
+      </w:r>
+    </w:p>
+    <w:p>
+      <w:pPr>
+        <w:rPr/>
+      </w:pPr>
+      <w:r>
+        <w:rPr>
+          <w:rtl w:val="0"/>
+        </w:rPr>
+      </w:r>
+    </w:p>
+    <w:p>
+      <w:pPr>
+        <w:rPr/>
+      </w:pPr>
+      <w:r>
+        <w:rPr>
+          <w:rtl w:val="0"/>
+        </w:rPr>
+      </w:r>
+    </w:p>
+    <w:p>
+      <w:pPr>
+        <w:rPr/>
+      </w:pPr>
+      <w:r>
+        <w:rPr>
+          <w:rtl w:val="0"/>
+        </w:rPr>
+      </w:r>
+    </w:p>
+    <w:p>
+      <w:pPr>
+        <w:rPr/>
+      </w:pPr>
+      <w:r>
+        <w:rPr>
+          <w:rtl w:val="0"/>
+        </w:rPr>
+      </w:r>
+    </w:p>
+    <w:p>
+      <w:pPr>
+        <w:rPr/>
+      </w:pPr>
+      <w:r>
+        <w:rPr>
+          <w:rtl w:val="0"/>
+        </w:rPr>
+      </w:r>
+    </w:p>
+    <w:p>
+      <w:pPr>
+        <w:rPr/>
+      </w:pPr>
+      <w:r>
+        <w:rPr>
+          <w:rtl w:val="0"/>
+        </w:rPr>
+      </w:r>
+    </w:p>
+    <w:p>
+      <w:pPr>
+        <w:rPr/>
+      </w:pPr>
+      <w:r>
+        <w:rPr>
+          <w:rtl w:val="0"/>
+        </w:rPr>
+      </w:r>
+    </w:p>
+    <w:p>
+      <w:pPr>
+        <w:rPr/>
+      </w:pPr>
+      <w:r>
+        <w:rPr>
+          <w:rtl w:val="0"/>
+        </w:rPr>
+      </w:r>
+    </w:p>
+    <w:p>
+      <w:pPr>
+        <w:rPr/>
+      </w:pPr>
+      <w:r>
+        <w:rPr>
+          <w:rtl w:val="0"/>
+        </w:rPr>
+      </w:r>
+    </w:p>
+    <w:p>
+      <w:pPr>
+        <w:rPr/>
+      </w:pPr>
+      <w:r>
+        <w:rPr>
+          <w:rtl w:val="0"/>
+        </w:rPr>
+      </w:r>
+    </w:p>
+    <w:p>
+      <w:pPr>
+        <w:rPr/>
+      </w:pPr>
+      <w:r>
+        <w:rPr>
+          <w:rtl w:val="0"/>
+        </w:rPr>
+      </w:r>
+    </w:p>
+    <w:p>
+      <w:pPr>
+        <w:rPr/>
+      </w:pPr>
+      <w:r>
+        <w:rPr>
+          <w:rtl w:val="0"/>
+        </w:rPr>
+      </w:r>
+    </w:p>
+    <w:p>
+      <w:pPr>
+        <w:rPr/>
+      </w:pPr>
+      <w:r>
+        <w:rPr>
+          <w:rtl w:val="0"/>
+        </w:rPr>
+      </w:r>
+    </w:p>
+    <w:p>
+      <w:pPr>
+        <w:rPr/>
+      </w:pPr>
+      <w:r>
+        <w:rPr>
+          <w:rtl w:val="0"/>
+        </w:rPr>
+      </w:r>
+    </w:p>
+    <w:p>
+      <w:pPr>
+        <w:rPr/>
+      </w:pPr>
+      <w:r>
+        <w:rPr>
+          <w:rtl w:val="0"/>
+        </w:rPr>
+      </w:r>
+    </w:p>
+    <w:p>
+      <w:pPr>
+        <w:rPr/>
+      </w:pPr>
+      <w:r>
+        <w:rPr>
+          <w:rtl w:val="0"/>
+        </w:rPr>
+      </w:r>
+    </w:p>
+    <w:p>
+      <w:pPr>
+        <w:rPr/>
+      </w:pPr>
       <w:r>
         <w:pict>
           <v:rect style="width:0.0pt;height:1.5pt" o:hr="t" o:hrstd="t" o:hralign="center" fillcolor="#A0A0A0" stroked="f"/>
